--- a/tests/fixtures/docx/issue_189_footer_image_rtl.docx
+++ b/tests/fixtures/docx/issue_189_footer_image_rtl.docx
@@ -10,7 +10,7 @@
       <w:headerReference w:type="default" r:id="rId6"/>
       <w:footerReference w:type="default" r:id="rId7"/>
       <w:pgSz w:w="11900" w:h="16840"/>
-      <w:pgMar w:top="1417" w:right="1417" w:bottom="1134" w:left="1417" w:header="708" w:footer="708" w:gutter="0"/>
+      <w:pgMar w:top="1417" w:right="1417" w:bottom="1800" w:left="1417" w:header="708" w:footer="708" w:gutter="0"/>
       <w:cols w:space="708"/>
       <w:docGrid w:linePitch="360"/>
     </w:sectPr>
